--- a/teacher-tools/activity-guides/1-4-activity-teacher.docx
+++ b/teacher-tools/activity-guides/1-4-activity-teacher.docx
@@ -46,7 +46,7 @@
           <w:sz w:val="20"/>
           <w:szCs w:val="20"/>
         </w:rPr>
-        <w:t xml:space="preserve">Lesson 1-4 — Divide Multi-Digit Numbers  ·  6.NS.2</w:t>
+        <w:t xml:space="preserve">Lesson 1-4 — Divide Multi-Digit Numbers  ·  6.NOS.2</w:t>
       </w:r>
     </w:p>
     <w:p>
@@ -1257,76 +1257,76 @@
           <w:sz w:val="22"/>
           <w:szCs w:val="22"/>
         </w:rPr>
-        <w:t xml:space="preserve">Repair the machine for 3,724 ÷ 7. Label the parts: dividend = 3,724, divisor = 7.</w:t>
-      </w:r>
-    </w:p>
-    <w:p>
-      <w:pPr>
-        <w:spacing w:after="40"/>
-      </w:pPr>
-      <w:r>
-        <w:rPr>
-          <w:rFonts w:ascii="Calibri" w:cs="Calibri" w:eastAsia="Calibri" w:hAnsi="Calibri"/>
-          <w:b/>
-          <w:bCs/>
-          <w:sz w:val="22"/>
-          <w:szCs w:val="22"/>
-        </w:rPr>
-        <w:t xml:space="preserve">Step 1: </w:t>
-      </w:r>
-      <w:r>
-        <w:rPr>
-          <w:rFonts w:ascii="Calibri" w:cs="Calibri" w:eastAsia="Calibri" w:hAnsi="Calibri"/>
-          <w:sz w:val="22"/>
-          <w:szCs w:val="22"/>
-        </w:rPr>
-        <w:t xml:space="preserve">7 × 500 = 3,500, so 3,724 − 3,500 = 224</w:t>
-      </w:r>
-    </w:p>
-    <w:p>
-      <w:pPr>
-        <w:spacing w:after="40"/>
-      </w:pPr>
-      <w:r>
-        <w:rPr>
-          <w:rFonts w:ascii="Calibri" w:cs="Calibri" w:eastAsia="Calibri" w:hAnsi="Calibri"/>
-          <w:b/>
-          <w:bCs/>
-          <w:sz w:val="22"/>
-          <w:szCs w:val="22"/>
-        </w:rPr>
-        <w:t xml:space="preserve">Step 2: </w:t>
-      </w:r>
-      <w:r>
-        <w:rPr>
-          <w:rFonts w:ascii="Calibri" w:cs="Calibri" w:eastAsia="Calibri" w:hAnsi="Calibri"/>
-          <w:sz w:val="22"/>
-          <w:szCs w:val="22"/>
-        </w:rPr>
-        <w:t xml:space="preserve">7 × 30 = 210, so 224 − 210 = 14</w:t>
-      </w:r>
-    </w:p>
-    <w:p>
-      <w:pPr>
-        <w:spacing w:after="40"/>
-      </w:pPr>
-      <w:r>
-        <w:rPr>
-          <w:rFonts w:ascii="Calibri" w:cs="Calibri" w:eastAsia="Calibri" w:hAnsi="Calibri"/>
-          <w:b/>
-          <w:bCs/>
-          <w:sz w:val="22"/>
-          <w:szCs w:val="22"/>
-        </w:rPr>
-        <w:t xml:space="preserve">Step 3: </w:t>
-      </w:r>
-      <w:r>
-        <w:rPr>
-          <w:rFonts w:ascii="Calibri" w:cs="Calibri" w:eastAsia="Calibri" w:hAnsi="Calibri"/>
-          <w:sz w:val="22"/>
-          <w:szCs w:val="22"/>
-        </w:rPr>
-        <w:t xml:space="preserve">Quotient = 500 + 30 = 530, remainder = 14</w:t>
+        <w:t xml:space="preserve">Repair the machine for 3,724 ÷ 7. Dividend = 3,724, divisor = 7.</w:t>
+      </w:r>
+    </w:p>
+    <w:p>
+      <w:pPr>
+        <w:spacing w:after="40"/>
+      </w:pPr>
+      <w:r>
+        <w:rPr>
+          <w:rFonts w:ascii="Calibri" w:cs="Calibri" w:eastAsia="Calibri" w:hAnsi="Calibri"/>
+          <w:b/>
+          <w:bCs/>
+          <w:sz w:val="22"/>
+          <w:szCs w:val="22"/>
+        </w:rPr>
+        <w:t xml:space="preserve">Divide, Multiply, Subtract: </w:t>
+      </w:r>
+      <w:r>
+        <w:rPr>
+          <w:rFonts w:ascii="Calibri" w:cs="Calibri" w:eastAsia="Calibri" w:hAnsi="Calibri"/>
+          <w:sz w:val="22"/>
+          <w:szCs w:val="22"/>
+        </w:rPr>
+        <w:t xml:space="preserve">7 does not fit into 3, so start with 37. 37 ÷ 7 → 5. 5 × 7 = 35, and 37 − 35 = 2</w:t>
+      </w:r>
+    </w:p>
+    <w:p>
+      <w:pPr>
+        <w:spacing w:after="40"/>
+      </w:pPr>
+      <w:r>
+        <w:rPr>
+          <w:rFonts w:ascii="Calibri" w:cs="Calibri" w:eastAsia="Calibri" w:hAnsi="Calibri"/>
+          <w:b/>
+          <w:bCs/>
+          <w:sz w:val="22"/>
+          <w:szCs w:val="22"/>
+        </w:rPr>
+        <w:t xml:space="preserve">Bring down, repeat: </w:t>
+      </w:r>
+      <w:r>
+        <w:rPr>
+          <w:rFonts w:ascii="Calibri" w:cs="Calibri" w:eastAsia="Calibri" w:hAnsi="Calibri"/>
+          <w:sz w:val="22"/>
+          <w:szCs w:val="22"/>
+        </w:rPr>
+        <w:t xml:space="preserve">Bring down the 2 to make 22. 22 ÷ 7 → 3. 3 × 7 = 21, and 22 − 21 = 1</w:t>
+      </w:r>
+    </w:p>
+    <w:p>
+      <w:pPr>
+        <w:spacing w:after="40"/>
+      </w:pPr>
+      <w:r>
+        <w:rPr>
+          <w:rFonts w:ascii="Calibri" w:cs="Calibri" w:eastAsia="Calibri" w:hAnsi="Calibri"/>
+          <w:b/>
+          <w:bCs/>
+          <w:sz w:val="22"/>
+          <w:szCs w:val="22"/>
+        </w:rPr>
+        <w:t xml:space="preserve">Final answer: </w:t>
+      </w:r>
+      <w:r>
+        <w:rPr>
+          <w:rFonts w:ascii="Calibri" w:cs="Calibri" w:eastAsia="Calibri" w:hAnsi="Calibri"/>
+          <w:sz w:val="22"/>
+          <w:szCs w:val="22"/>
+        </w:rPr>
+        <w:t xml:space="preserve">Nothing left to bring down. Quotient = 53, remainder = 1</w:t>
       </w:r>
       <w:r>
         <w:rPr>
@@ -1360,7 +1360,7 @@
           <w:sz w:val="22"/>
           <w:szCs w:val="22"/>
         </w:rPr>
-        <w:t xml:space="preserve">7 × 530 = 3,710</w:t>
+        <w:t xml:space="preserve">7 × 53 + 1 = 372</w:t>
       </w:r>
     </w:p>
     <w:p>
@@ -1376,7 +1376,7 @@
           <w:sz w:val="22"/>
           <w:szCs w:val="22"/>
         </w:rPr>
-        <w:t xml:space="preserve">Correct: After Step 2 there are still 14 left, and 7 × 2 = 14, so 14 − 14 = 0. The machine stopped one chunk early. The true quotient is 500 + 30 + 2 = 532 with remainder 0. The check confirms it: 7 × 532 = 3,724, which equals the dividend.</w:t>
+        <w:t xml:space="preserve">Correct: The machine quit before the last digit. Look at 3,724 — the final 4 was never brought down. Bring it down next to the 1 to make 14, then run the cycle once more: DIVIDE 14 ÷ 7 → 2, MULTIPLY 2 × 7 = 14, SUBTRACT 14 − 14 = 0. The quotient is 532 with remainder 0, and the check 7 × 532 = 3,724 rebuilds the dividend.</w:t>
       </w:r>
     </w:p>
     <w:p>
@@ -1392,7 +1392,7 @@
           <w:sz w:val="22"/>
           <w:szCs w:val="22"/>
         </w:rPr>
-        <w:t xml:space="preserve">Hint: After subtracting 210 you have 14 left. Can the divisor 7 still divide into 14? How many times?</w:t>
+        <w:t xml:space="preserve">Hint: Look at the dividend 3,724. Which of its digits has the machine already used, and which one is still waiting to be brought down?</w:t>
       </w:r>
     </w:p>
     <w:p>
@@ -1408,7 +1408,7 @@
           <w:sz w:val="22"/>
           <w:szCs w:val="22"/>
         </w:rPr>
-        <w:t xml:space="preserve">Hint: 7 × 2 = 14, so add one more partial quotient. The repaired check should give 7 × quotient = 3,724, the original dividend.</w:t>
+        <w:t xml:space="preserve">Hint: One digit is still waiting. Bring it down next to the leftover 1, run one more divide–multiply–subtract cycle, then test the result with 7 × quotient.</w:t>
       </w:r>
     </w:p>
     <w:sectPr>
